--- a/en/discovery-articles/2.10 The Metric System.docx
+++ b/en/discovery-articles/2.10 The Metric System.docx
@@ -57,7 +57,7 @@
           <w:i w:val="0"/>
           <w:sz w:val="22"/>
         </w:rPr>
-        <w:t>The metric system rebuilt measurement on decimal multiples of shared base units - metre, kilogram, and kin. It replaced a patchwork of local measures with a language science and trade could share.</w:t>
+        <w:t>The metric system rebuilt measurement on decimal multiples of shared base units - the metre, the kilogram, and their related units. It replaced a patchwork of local measures with a language science and trade could share.</w:t>
       </w:r>
     </w:p>
     <w:p>
@@ -200,7 +200,7 @@
           <w:i w:val="0"/>
           <w:sz w:val="22"/>
         </w:rPr>
-        <w:t>Metric reform was a collective political and scientific project of Revolutionary France, guided by Academy committees rather than a lone inventor. Surveyors Delambre and Mechain measured an arc of meridian to fix the metre; chemists and instrument makers defined mass standards. Later generations at the BIPM and national labs refined prototypes and, in the twenty-first century, redefined units via constants. Local artisans who once owned regional measures lost monopoly; international committees gained custody.</w:t>
+        <w:t>Metric reform was a collective political and scientific project of Revolutionary France, guided by Academy committees rather than a lone inventor. Surveyors Delambre and Méchain measured an arc of meridian to fix the metre; chemists and instrument makers defined mass standards. Later generations at the BIPM and national labs refined prototypes and, in the twenty-first century, redefined units via constants. Local artisans who once owned regional measures lost monopoly; international committees gained custody.</w:t>
       </w:r>
     </w:p>
     <w:p>

--- a/en/discovery-articles/2.10 The Metric System.docx
+++ b/en/discovery-articles/2.10 The Metric System.docx
@@ -346,7 +346,7 @@
           <w:color w:val="004E8C"/>
           <w:sz w:val="24"/>
         </w:rPr>
-        <w:t>A. Books and major scholarly works</w:t>
+        <w:t>Books and major scholarly works</w:t>
       </w:r>
     </w:p>
     <w:p>
@@ -385,7 +385,7 @@
           <w:color w:val="004E8C"/>
           <w:sz w:val="24"/>
         </w:rPr>
-        <w:t>C. Institutional and encyclopedic sources</w:t>
+        <w:t>Institutional and encyclopedic sources</w:t>
       </w:r>
     </w:p>
     <w:p>
@@ -466,7 +466,7 @@
           <w:color w:val="004E8C"/>
           <w:sz w:val="24"/>
         </w:rPr>
-        <w:t>G. Space agencies, laboratories, and scientific organisations</w:t>
+        <w:t>Space agencies, laboratories, and scientific organisations</w:t>
       </w:r>
     </w:p>
     <w:p>
@@ -514,7 +514,7 @@
           <w:color w:val="004E8C"/>
           <w:sz w:val="24"/>
         </w:rPr>
-        <w:t>D. Museum, archive, and library resources</w:t>
+        <w:t>Museum, archive, and library resources</w:t>
       </w:r>
     </w:p>
     <w:p>
